--- a/docx/Parts/Part30.docx
+++ b/docx/Parts/Part30.docx
@@ -581,7 +581,7 @@
         <w:rPr>
           <w:color w:val="0000FF"/>
         </w:rPr>
-        <w:instrText xml:space="preserve"> REF _Numd19e1456 \h </w:instrText>
+        <w:instrText xml:space="preserve"> REF _Numd19e1476 \h </w:instrText>
       </w:r>
       <w:r>
         <w:fldChar w:fldCharType="separate"/>
@@ -627,7 +627,7 @@
         <w:rPr>
           <w:color w:val="0000FF"/>
         </w:rPr>
-        <w:instrText xml:space="preserve"> REF _Numd19e1653 \h </w:instrText>
+        <w:instrText xml:space="preserve"> REF _Numd19e1673 \h </w:instrText>
       </w:r>
       <w:r>
         <w:fldChar w:fldCharType="separate"/>
@@ -673,7 +673,7 @@
         <w:rPr>
           <w:color w:val="0000FF"/>
         </w:rPr>
-        <w:instrText xml:space="preserve"> REF _Numd19e1674 \h </w:instrText>
+        <w:instrText xml:space="preserve"> REF _Numd19e1694 \h </w:instrText>
       </w:r>
       <w:r>
         <w:fldChar w:fldCharType="separate"/>
@@ -719,7 +719,7 @@
         <w:rPr>
           <w:color w:val="0000FF"/>
         </w:rPr>
-        <w:instrText xml:space="preserve"> REF _Numd19e1697 \h </w:instrText>
+        <w:instrText xml:space="preserve"> REF _Numd19e1717 \h </w:instrText>
       </w:r>
       <w:r>
         <w:fldChar w:fldCharType="separate"/>
@@ -765,7 +765,7 @@
         <w:rPr>
           <w:color w:val="0000FF"/>
         </w:rPr>
-        <w:instrText xml:space="preserve"> REF _Numd19e1710 \h </w:instrText>
+        <w:instrText xml:space="preserve"> REF _Numd19e1730 \h </w:instrText>
       </w:r>
       <w:r>
         <w:fldChar w:fldCharType="separate"/>
@@ -811,7 +811,7 @@
         <w:rPr>
           <w:color w:val="0000FF"/>
         </w:rPr>
-        <w:instrText xml:space="preserve"> REF _Numd19e1732 \h </w:instrText>
+        <w:instrText xml:space="preserve"> REF _Numd19e1752 \h </w:instrText>
       </w:r>
       <w:r>
         <w:fldChar w:fldCharType="separate"/>
@@ -857,7 +857,7 @@
         <w:rPr>
           <w:color w:val="0000FF"/>
         </w:rPr>
-        <w:instrText xml:space="preserve"> REF _Numd19e1753 \h </w:instrText>
+        <w:instrText xml:space="preserve"> REF _Numd19e1773 \h </w:instrText>
       </w:r>
       <w:r>
         <w:fldChar w:fldCharType="separate"/>
@@ -903,7 +903,7 @@
         <w:rPr>
           <w:color w:val="0000FF"/>
         </w:rPr>
-        <w:instrText xml:space="preserve"> REF _Numd19e1775 \h </w:instrText>
+        <w:instrText xml:space="preserve"> REF _Numd19e1795 \h </w:instrText>
       </w:r>
       <w:r>
         <w:fldChar w:fldCharType="separate"/>
@@ -949,7 +949,7 @@
         <w:rPr>
           <w:color w:val="0000FF"/>
         </w:rPr>
-        <w:instrText xml:space="preserve"> REF _Numd19e1796 \h </w:instrText>
+        <w:instrText xml:space="preserve"> REF _Numd19e1816 \h </w:instrText>
       </w:r>
       <w:r>
         <w:fldChar w:fldCharType="separate"/>
@@ -995,7 +995,7 @@
         <w:rPr>
           <w:color w:val="0000FF"/>
         </w:rPr>
-        <w:instrText xml:space="preserve"> REF _Numd19e1818 \h </w:instrText>
+        <w:instrText xml:space="preserve"> REF _Numd19e1838 \h </w:instrText>
       </w:r>
       <w:r>
         <w:fldChar w:fldCharType="separate"/>
@@ -1041,7 +1041,7 @@
         <w:rPr>
           <w:color w:val="0000FF"/>
         </w:rPr>
-        <w:instrText xml:space="preserve"> REF _Numd19e1870 \h </w:instrText>
+        <w:instrText xml:space="preserve"> REF _Numd19e1890 \h </w:instrText>
       </w:r>
       <w:r>
         <w:fldChar w:fldCharType="separate"/>
@@ -1087,7 +1087,7 @@
         <w:rPr>
           <w:color w:val="0000FF"/>
         </w:rPr>
-        <w:instrText xml:space="preserve"> REF _Numd19e2031 \h </w:instrText>
+        <w:instrText xml:space="preserve"> REF _Numd19e2051 \h </w:instrText>
       </w:r>
       <w:r>
         <w:fldChar w:fldCharType="separate"/>
@@ -1133,7 +1133,7 @@
         <w:rPr>
           <w:color w:val="0000FF"/>
         </w:rPr>
-        <w:instrText xml:space="preserve"> REF _Numd19e2068 \h </w:instrText>
+        <w:instrText xml:space="preserve"> REF _Numd19e2088 \h </w:instrText>
       </w:r>
       <w:r>
         <w:fldChar w:fldCharType="separate"/>
@@ -1179,7 +1179,7 @@
         <w:rPr>
           <w:color w:val="0000FF"/>
         </w:rPr>
-        <w:instrText xml:space="preserve"> REF _Numd19e2093 \h </w:instrText>
+        <w:instrText xml:space="preserve"> REF _Numd19e2113 \h </w:instrText>
       </w:r>
       <w:r>
         <w:fldChar w:fldCharType="separate"/>
@@ -1225,7 +1225,7 @@
         <w:rPr>
           <w:color w:val="0000FF"/>
         </w:rPr>
-        <w:instrText xml:space="preserve"> REF _Numd19e2117 \h </w:instrText>
+        <w:instrText xml:space="preserve"> REF _Numd19e2137 \h </w:instrText>
       </w:r>
       <w:r>
         <w:fldChar w:fldCharType="separate"/>
@@ -1271,7 +1271,7 @@
         <w:rPr>
           <w:color w:val="0000FF"/>
         </w:rPr>
-        <w:instrText xml:space="preserve"> REF _Numd19e2142 \h </w:instrText>
+        <w:instrText xml:space="preserve"> REF _Numd19e2162 \h </w:instrText>
       </w:r>
       <w:r>
         <w:fldChar w:fldCharType="separate"/>
@@ -1317,7 +1317,7 @@
         <w:rPr>
           <w:color w:val="0000FF"/>
         </w:rPr>
-        <w:instrText xml:space="preserve"> REF _Numd19e2155 \h </w:instrText>
+        <w:instrText xml:space="preserve"> REF _Numd19e2175 \h </w:instrText>
       </w:r>
       <w:r>
         <w:fldChar w:fldCharType="separate"/>
@@ -1363,7 +1363,7 @@
         <w:rPr>
           <w:color w:val="0000FF"/>
         </w:rPr>
-        <w:instrText xml:space="preserve"> REF _Numd19e2227 \h </w:instrText>
+        <w:instrText xml:space="preserve"> REF _Numd19e2247 \h </w:instrText>
       </w:r>
       <w:r>
         <w:fldChar w:fldCharType="separate"/>
@@ -1409,7 +1409,7 @@
         <w:rPr>
           <w:color w:val="0000FF"/>
         </w:rPr>
-        <w:instrText xml:space="preserve"> REF _Numd19e2347 \h </w:instrText>
+        <w:instrText xml:space="preserve"> REF _Numd19e2367 \h </w:instrText>
       </w:r>
       <w:r>
         <w:fldChar w:fldCharType="separate"/>
@@ -1455,7 +1455,7 @@
         <w:rPr>
           <w:color w:val="0000FF"/>
         </w:rPr>
-        <w:instrText xml:space="preserve"> REF _Numd19e2360 \h </w:instrText>
+        <w:instrText xml:space="preserve"> REF _Numd19e2380 \h </w:instrText>
       </w:r>
       <w:r>
         <w:fldChar w:fldCharType="separate"/>
@@ -1501,7 +1501,7 @@
         <w:rPr>
           <w:color w:val="0000FF"/>
         </w:rPr>
-        <w:instrText xml:space="preserve"> REF _Numd19e2533 \h </w:instrText>
+        <w:instrText xml:space="preserve"> REF _Numd19e2553 \h </w:instrText>
       </w:r>
       <w:r>
         <w:fldChar w:fldCharType="separate"/>
@@ -1547,7 +1547,7 @@
         <w:rPr>
           <w:color w:val="0000FF"/>
         </w:rPr>
-        <w:instrText xml:space="preserve"> REF _Numd19e2768 \h </w:instrText>
+        <w:instrText xml:space="preserve"> REF _Numd19e2788 \h </w:instrText>
       </w:r>
       <w:r>
         <w:fldChar w:fldCharType="separate"/>
@@ -1593,7 +1593,7 @@
         <w:rPr>
           <w:color w:val="0000FF"/>
         </w:rPr>
-        <w:instrText xml:space="preserve"> REF _Numd19e3317 \h </w:instrText>
+        <w:instrText xml:space="preserve"> REF _Numd19e3337 \h </w:instrText>
       </w:r>
       <w:r>
         <w:fldChar w:fldCharType="separate"/>
@@ -1639,7 +1639,7 @@
         <w:rPr>
           <w:color w:val="0000FF"/>
         </w:rPr>
-        <w:instrText xml:space="preserve"> REF _Numd19e4007 \h </w:instrText>
+        <w:instrText xml:space="preserve"> REF _Numd19e4027 \h </w:instrText>
       </w:r>
       <w:r>
         <w:fldChar w:fldCharType="separate"/>
@@ -1685,7 +1685,7 @@
         <w:rPr>
           <w:color w:val="0000FF"/>
         </w:rPr>
-        <w:instrText xml:space="preserve"> REF _Numd19e4486 \h </w:instrText>
+        <w:instrText xml:space="preserve"> REF _Numd19e4506 \h </w:instrText>
       </w:r>
       <w:r>
         <w:fldChar w:fldCharType="separate"/>
@@ -2972,8 +2972,8 @@
           <w:numId w:val="121"/>
         </w:numPr>
       </w:pPr>
-      <w:bookmarkStart w:id="48" w:name="_Tocd19e1256"/>
-      <w:bookmarkStart w:id="47" w:name="_Refd19e1256"/>
+      <w:bookmarkStart w:id="48" w:name="_Tocd19e1258"/>
+      <w:bookmarkStart w:id="47" w:name="_Refd19e1258"/>
       <w:r>
         <w:t/>
       </w:r>
@@ -3002,8 +3002,8 @@
           <w:numId w:val="122"/>
         </w:numPr>
       </w:pPr>
-      <w:bookmarkStart w:id="50" w:name="_Tocd19e1266"/>
-      <w:bookmarkStart w:id="49" w:name="_Refd19e1266"/>
+      <w:bookmarkStart w:id="50" w:name="_Tocd19e1269"/>
+      <w:bookmarkStart w:id="49" w:name="_Refd19e1269"/>
       <w:r>
         <w:t/>
       </w:r>
@@ -3108,8 +3108,8 @@
           <w:numId w:val="123"/>
         </w:numPr>
       </w:pPr>
-      <w:bookmarkStart w:id="52" w:name="_Tocd19e1305"/>
-      <w:bookmarkStart w:id="51" w:name="_Refd19e1305"/>
+      <w:bookmarkStart w:id="52" w:name="_Tocd19e1312"/>
+      <w:bookmarkStart w:id="51" w:name="_Refd19e1312"/>
       <w:r>
         <w:t/>
       </w:r>
@@ -3126,13 +3126,7 @@
         <w:t>52.230-3</w:t>
       </w:r>
       <w:r>
-        <w:t xml:space="preserve">, Disclosure and Consistency of Cost Accounting Practices, in negotiated contracts when the contract amount is over </w:t>
-      </w:r>
-      <w:r>
-        <w:t>$2.5 million</w:t>
-      </w:r>
-      <w:r>
-        <w:t xml:space="preserve">, but less than $50 million, and the offeror certifies it is eligible for and elects to use modified CAS coverage (see </w:t>
+        <w:t xml:space="preserve">, Disclosure and Consistency of Cost Accounting Practices, in negotiated contracts when the contract amount is over $2.5 million, but less than $50 million, and the offeror certifies it is eligible for and elects to use modified CAS coverage (see </w:t>
       </w:r>
       <w:r>
         <w:t>48 CFR 9903.201-2</w:t>
@@ -3214,8 +3208,8 @@
           <w:numId w:val="124"/>
         </w:numPr>
       </w:pPr>
-      <w:bookmarkStart w:id="54" w:name="_Tocd19e1346"/>
-      <w:bookmarkStart w:id="53" w:name="_Refd19e1346"/>
+      <w:bookmarkStart w:id="54" w:name="_Tocd19e1352"/>
+      <w:bookmarkStart w:id="53" w:name="_Refd19e1352"/>
       <w:r>
         <w:t/>
       </w:r>
@@ -3320,8 +3314,8 @@
           <w:numId w:val="125"/>
         </w:numPr>
       </w:pPr>
-      <w:bookmarkStart w:id="56" w:name="_Tocd19e1385"/>
-      <w:bookmarkStart w:id="55" w:name="_Refd19e1385"/>
+      <w:bookmarkStart w:id="56" w:name="_Tocd19e1395"/>
+      <w:bookmarkStart w:id="55" w:name="_Refd19e1395"/>
       <w:r>
         <w:t/>
       </w:r>
@@ -3408,8 +3402,8 @@
           <w:numId w:val="126"/>
         </w:numPr>
       </w:pPr>
-      <w:bookmarkStart w:id="58" w:name="_Tocd19e1415"/>
-      <w:bookmarkStart w:id="57" w:name="_Refd19e1415"/>
+      <w:bookmarkStart w:id="58" w:name="_Tocd19e1429"/>
+      <w:bookmarkStart w:id="57" w:name="_Refd19e1429"/>
       <w:r>
         <w:t/>
       </w:r>
@@ -3496,9 +3490,9 @@
       <w:pPr>
         <w:pStyle w:val="Heading4"/>
       </w:pPr>
-      <w:bookmarkStart w:id="59" w:name="_Numd19e1456"/>
-      <w:bookmarkStart w:id="60" w:name="_Refd19e1456"/>
-      <w:bookmarkStart w:id="61" w:name="_Tocd19e1456"/>
+      <w:bookmarkStart w:id="59" w:name="_Numd19e1476"/>
+      <w:bookmarkStart w:id="60" w:name="_Refd19e1476"/>
+      <w:bookmarkStart w:id="61" w:name="_Tocd19e1476"/>
       <w:r>
         <w:t/>
       </w:r>
@@ -3521,8 +3515,8 @@
           <w:numId w:val="127"/>
         </w:numPr>
       </w:pPr>
-      <w:bookmarkStart w:id="63" w:name="_Tocd19e1465"/>
-      <w:bookmarkStart w:id="62" w:name="_Refd19e1465"/>
+      <w:bookmarkStart w:id="63" w:name="_Tocd19e1485"/>
+      <w:bookmarkStart w:id="62" w:name="_Refd19e1485"/>
       <w:r>
         <w:t/>
       </w:r>
@@ -3542,8 +3536,8 @@
           <w:numId w:val="128"/>
         </w:numPr>
       </w:pPr>
-      <w:bookmarkStart w:id="65" w:name="_Tocd19e1473"/>
-      <w:bookmarkStart w:id="64" w:name="_Refd19e1473"/>
+      <w:bookmarkStart w:id="65" w:name="_Tocd19e1493"/>
+      <w:bookmarkStart w:id="64" w:name="_Refd19e1493"/>
       <w:r>
         <w:t/>
       </w:r>
@@ -3603,8 +3597,8 @@
           <w:numId w:val="129"/>
         </w:numPr>
       </w:pPr>
-      <w:bookmarkStart w:id="67" w:name="_Tocd19e1496"/>
-      <w:bookmarkStart w:id="66" w:name="_Refd19e1496"/>
+      <w:bookmarkStart w:id="67" w:name="_Tocd19e1516"/>
+      <w:bookmarkStart w:id="66" w:name="_Refd19e1516"/>
       <w:r>
         <w:t/>
       </w:r>
@@ -3624,8 +3618,8 @@
           <w:numId w:val="130"/>
         </w:numPr>
       </w:pPr>
-      <w:bookmarkStart w:id="69" w:name="_Tocd19e1504"/>
-      <w:bookmarkStart w:id="68" w:name="_Refd19e1504"/>
+      <w:bookmarkStart w:id="69" w:name="_Tocd19e1524"/>
+      <w:bookmarkStart w:id="68" w:name="_Refd19e1524"/>
       <w:r>
         <w:t/>
       </w:r>
@@ -3685,8 +3679,8 @@
           <w:numId w:val="131"/>
         </w:numPr>
       </w:pPr>
-      <w:bookmarkStart w:id="71" w:name="_Tocd19e1527"/>
-      <w:bookmarkStart w:id="70" w:name="_Refd19e1527"/>
+      <w:bookmarkStart w:id="71" w:name="_Tocd19e1547"/>
+      <w:bookmarkStart w:id="70" w:name="_Refd19e1547"/>
       <w:r>
         <w:t/>
       </w:r>
@@ -3748,8 +3742,8 @@
           <w:numId w:val="132"/>
         </w:numPr>
       </w:pPr>
-      <w:bookmarkStart w:id="73" w:name="_Tocd19e1551"/>
-      <w:bookmarkStart w:id="72" w:name="_Refd19e1551"/>
+      <w:bookmarkStart w:id="73" w:name="_Tocd19e1571"/>
+      <w:bookmarkStart w:id="72" w:name="_Refd19e1571"/>
       <w:r>
         <w:t/>
       </w:r>
@@ -3993,9 +3987,9 @@
       <w:pPr>
         <w:pStyle w:val="Heading4"/>
       </w:pPr>
-      <w:bookmarkStart w:id="74" w:name="_Numd19e1653"/>
-      <w:bookmarkStart w:id="75" w:name="_Refd19e1653"/>
-      <w:bookmarkStart w:id="76" w:name="_Tocd19e1653"/>
+      <w:bookmarkStart w:id="74" w:name="_Numd19e1673"/>
+      <w:bookmarkStart w:id="75" w:name="_Refd19e1673"/>
+      <w:bookmarkStart w:id="76" w:name="_Tocd19e1673"/>
       <w:r>
         <w:t/>
       </w:r>
@@ -4028,9 +4022,9 @@
       <w:pPr>
         <w:pStyle w:val="Heading4"/>
       </w:pPr>
-      <w:bookmarkStart w:id="77" w:name="_Numd19e1674"/>
-      <w:bookmarkStart w:id="78" w:name="_Refd19e1674"/>
-      <w:bookmarkStart w:id="79" w:name="_Tocd19e1674"/>
+      <w:bookmarkStart w:id="77" w:name="_Numd19e1694"/>
+      <w:bookmarkStart w:id="78" w:name="_Refd19e1694"/>
+      <w:bookmarkStart w:id="79" w:name="_Tocd19e1694"/>
       <w:r>
         <w:t/>
       </w:r>
@@ -4063,9 +4057,9 @@
       <w:pPr>
         <w:pStyle w:val="Heading3"/>
       </w:pPr>
-      <w:bookmarkStart w:id="80" w:name="_Numd19e1697"/>
-      <w:bookmarkStart w:id="81" w:name="_Refd19e1697"/>
-      <w:bookmarkStart w:id="82" w:name="_Tocd19e1697"/>
+      <w:bookmarkStart w:id="80" w:name="_Numd19e1717"/>
+      <w:bookmarkStart w:id="81" w:name="_Refd19e1717"/>
+      <w:bookmarkStart w:id="82" w:name="_Tocd19e1717"/>
       <w:r>
         <w:t/>
       </w:r>
@@ -4084,9 +4078,9 @@
       <w:pPr>
         <w:pStyle w:val="Heading4"/>
       </w:pPr>
-      <w:bookmarkStart w:id="83" w:name="_Numd19e1710"/>
-      <w:bookmarkStart w:id="84" w:name="_Refd19e1710"/>
-      <w:bookmarkStart w:id="85" w:name="_Tocd19e1710"/>
+      <w:bookmarkStart w:id="83" w:name="_Numd19e1730"/>
+      <w:bookmarkStart w:id="84" w:name="_Refd19e1730"/>
+      <w:bookmarkStart w:id="85" w:name="_Tocd19e1730"/>
       <w:r>
         <w:t/>
       </w:r>
@@ -4119,9 +4113,9 @@
       <w:pPr>
         <w:pStyle w:val="Heading4"/>
       </w:pPr>
-      <w:bookmarkStart w:id="86" w:name="_Numd19e1732"/>
-      <w:bookmarkStart w:id="87" w:name="_Refd19e1732"/>
-      <w:bookmarkStart w:id="88" w:name="_Tocd19e1732"/>
+      <w:bookmarkStart w:id="86" w:name="_Numd19e1752"/>
+      <w:bookmarkStart w:id="87" w:name="_Refd19e1752"/>
+      <w:bookmarkStart w:id="88" w:name="_Tocd19e1752"/>
       <w:r>
         <w:t/>
       </w:r>
@@ -4154,9 +4148,9 @@
       <w:pPr>
         <w:pStyle w:val="Heading4"/>
       </w:pPr>
-      <w:bookmarkStart w:id="89" w:name="_Numd19e1753"/>
-      <w:bookmarkStart w:id="90" w:name="_Refd19e1753"/>
-      <w:bookmarkStart w:id="91" w:name="_Tocd19e1753"/>
+      <w:bookmarkStart w:id="89" w:name="_Numd19e1773"/>
+      <w:bookmarkStart w:id="90" w:name="_Refd19e1773"/>
+      <w:bookmarkStart w:id="91" w:name="_Tocd19e1773"/>
       <w:r>
         <w:t/>
       </w:r>
@@ -4189,9 +4183,9 @@
       <w:pPr>
         <w:pStyle w:val="Heading4"/>
       </w:pPr>
-      <w:bookmarkStart w:id="92" w:name="_Numd19e1775"/>
-      <w:bookmarkStart w:id="93" w:name="_Refd19e1775"/>
-      <w:bookmarkStart w:id="94" w:name="_Tocd19e1775"/>
+      <w:bookmarkStart w:id="92" w:name="_Numd19e1795"/>
+      <w:bookmarkStart w:id="93" w:name="_Refd19e1795"/>
+      <w:bookmarkStart w:id="94" w:name="_Tocd19e1795"/>
       <w:r>
         <w:t/>
       </w:r>
@@ -4224,9 +4218,9 @@
       <w:pPr>
         <w:pStyle w:val="Heading4"/>
       </w:pPr>
-      <w:bookmarkStart w:id="95" w:name="_Numd19e1796"/>
-      <w:bookmarkStart w:id="96" w:name="_Refd19e1796"/>
-      <w:bookmarkStart w:id="97" w:name="_Tocd19e1796"/>
+      <w:bookmarkStart w:id="95" w:name="_Numd19e1816"/>
+      <w:bookmarkStart w:id="96" w:name="_Refd19e1816"/>
+      <w:bookmarkStart w:id="97" w:name="_Tocd19e1816"/>
       <w:r>
         <w:t/>
       </w:r>
@@ -4259,9 +4253,9 @@
       <w:pPr>
         <w:pStyle w:val="Heading4"/>
       </w:pPr>
-      <w:bookmarkStart w:id="98" w:name="_Numd19e1818"/>
-      <w:bookmarkStart w:id="99" w:name="_Refd19e1818"/>
-      <w:bookmarkStart w:id="100" w:name="_Tocd19e1818"/>
+      <w:bookmarkStart w:id="98" w:name="_Numd19e1838"/>
+      <w:bookmarkStart w:id="99" w:name="_Refd19e1838"/>
+      <w:bookmarkStart w:id="100" w:name="_Tocd19e1838"/>
       <w:r>
         <w:t/>
       </w:r>
@@ -4284,8 +4278,8 @@
           <w:numId w:val="133"/>
         </w:numPr>
       </w:pPr>
-      <w:bookmarkStart w:id="102" w:name="_Tocd19e1827"/>
-      <w:bookmarkStart w:id="101" w:name="_Refd19e1827"/>
+      <w:bookmarkStart w:id="102" w:name="_Tocd19e1847"/>
+      <w:bookmarkStart w:id="101" w:name="_Refd19e1847"/>
       <w:r>
         <w:t/>
       </w:r>
@@ -4372,9 +4366,9 @@
       <w:pPr>
         <w:pStyle w:val="Heading4"/>
       </w:pPr>
-      <w:bookmarkStart w:id="103" w:name="_Numd19e1870"/>
-      <w:bookmarkStart w:id="104" w:name="_Refd19e1870"/>
-      <w:bookmarkStart w:id="105" w:name="_Tocd19e1870"/>
+      <w:bookmarkStart w:id="103" w:name="_Numd19e1890"/>
+      <w:bookmarkStart w:id="104" w:name="_Refd19e1890"/>
+      <w:bookmarkStart w:id="105" w:name="_Tocd19e1890"/>
       <w:r>
         <w:t/>
       </w:r>
@@ -4397,8 +4391,8 @@
           <w:numId w:val="134"/>
         </w:numPr>
       </w:pPr>
-      <w:bookmarkStart w:id="107" w:name="_Tocd19e1879"/>
-      <w:bookmarkStart w:id="106" w:name="_Refd19e1879"/>
+      <w:bookmarkStart w:id="107" w:name="_Tocd19e1899"/>
+      <w:bookmarkStart w:id="106" w:name="_Refd19e1899"/>
       <w:r>
         <w:t/>
       </w:r>
@@ -4427,8 +4421,8 @@
           <w:numId w:val="135"/>
         </w:numPr>
       </w:pPr>
-      <w:bookmarkStart w:id="109" w:name="_Tocd19e1890"/>
-      <w:bookmarkStart w:id="108" w:name="_Refd19e1890"/>
+      <w:bookmarkStart w:id="109" w:name="_Tocd19e1910"/>
+      <w:bookmarkStart w:id="108" w:name="_Refd19e1910"/>
       <w:r>
         <w:t/>
       </w:r>
@@ -4454,8 +4448,8 @@
           <w:numId w:val="136"/>
         </w:numPr>
       </w:pPr>
-      <w:bookmarkStart w:id="111" w:name="_Tocd19e1901"/>
-      <w:bookmarkStart w:id="110" w:name="_Refd19e1901"/>
+      <w:bookmarkStart w:id="111" w:name="_Tocd19e1921"/>
+      <w:bookmarkStart w:id="110" w:name="_Refd19e1921"/>
       <w:r>
         <w:t/>
       </w:r>
@@ -4515,8 +4509,8 @@
           <w:numId w:val="137"/>
         </w:numPr>
       </w:pPr>
-      <w:bookmarkStart w:id="113" w:name="_Tocd19e1924"/>
-      <w:bookmarkStart w:id="112" w:name="_Refd19e1924"/>
+      <w:bookmarkStart w:id="113" w:name="_Tocd19e1944"/>
+      <w:bookmarkStart w:id="112" w:name="_Refd19e1944"/>
       <w:r>
         <w:t/>
       </w:r>
@@ -4536,8 +4530,8 @@
           <w:numId w:val="138"/>
         </w:numPr>
       </w:pPr>
-      <w:bookmarkStart w:id="115" w:name="_Tocd19e1932"/>
-      <w:bookmarkStart w:id="114" w:name="_Refd19e1932"/>
+      <w:bookmarkStart w:id="115" w:name="_Tocd19e1952"/>
+      <w:bookmarkStart w:id="114" w:name="_Refd19e1952"/>
       <w:r>
         <w:t/>
       </w:r>
@@ -4658,8 +4652,8 @@
           <w:numId w:val="139"/>
         </w:numPr>
       </w:pPr>
-      <w:bookmarkStart w:id="117" w:name="_Tocd19e1978"/>
-      <w:bookmarkStart w:id="116" w:name="_Refd19e1978"/>
+      <w:bookmarkStart w:id="117" w:name="_Tocd19e1998"/>
+      <w:bookmarkStart w:id="116" w:name="_Refd19e1998"/>
       <w:r>
         <w:t/>
       </w:r>
@@ -4679,8 +4673,8 @@
           <w:numId w:val="140"/>
         </w:numPr>
       </w:pPr>
-      <w:bookmarkStart w:id="119" w:name="_Tocd19e1986"/>
-      <w:bookmarkStart w:id="118" w:name="_Refd19e1986"/>
+      <w:bookmarkStart w:id="119" w:name="_Tocd19e2006"/>
+      <w:bookmarkStart w:id="118" w:name="_Refd19e2006"/>
       <w:r>
         <w:t/>
       </w:r>
@@ -4749,7 +4743,7 @@
         <w:rPr>
           <w:color w:val="0000FF"/>
         </w:rPr>
-        <w:instrText xml:space="preserve"> REF _Numd19e3317 \h </w:instrText>
+        <w:instrText xml:space="preserve"> REF _Numd19e3337 \h </w:instrText>
       </w:r>
       <w:r>
         <w:fldChar w:fldCharType="separate"/>
@@ -4791,9 +4785,9 @@
       <w:pPr>
         <w:pStyle w:val="Heading4"/>
       </w:pPr>
-      <w:bookmarkStart w:id="120" w:name="_Numd19e2031"/>
-      <w:bookmarkStart w:id="121" w:name="_Refd19e2031"/>
-      <w:bookmarkStart w:id="122" w:name="_Tocd19e2031"/>
+      <w:bookmarkStart w:id="120" w:name="_Numd19e2051"/>
+      <w:bookmarkStart w:id="121" w:name="_Refd19e2051"/>
+      <w:bookmarkStart w:id="122" w:name="_Tocd19e2051"/>
       <w:r>
         <w:t/>
       </w:r>
@@ -4816,8 +4810,8 @@
           <w:numId w:val="141"/>
         </w:numPr>
       </w:pPr>
-      <w:bookmarkStart w:id="124" w:name="_Tocd19e2040"/>
-      <w:bookmarkStart w:id="123" w:name="_Refd19e2040"/>
+      <w:bookmarkStart w:id="124" w:name="_Tocd19e2060"/>
+      <w:bookmarkStart w:id="123" w:name="_Refd19e2060"/>
       <w:r>
         <w:t/>
       </w:r>
@@ -4860,9 +4854,9 @@
       <w:pPr>
         <w:pStyle w:val="Heading2"/>
       </w:pPr>
-      <w:bookmarkStart w:id="125" w:name="_Numd19e2068"/>
-      <w:bookmarkStart w:id="126" w:name="_Refd19e2068"/>
-      <w:bookmarkStart w:id="127" w:name="_Tocd19e2068"/>
+      <w:bookmarkStart w:id="125" w:name="_Numd19e2088"/>
+      <w:bookmarkStart w:id="126" w:name="_Refd19e2088"/>
+      <w:bookmarkStart w:id="127" w:name="_Tocd19e2088"/>
       <w:r>
         <w:t/>
       </w:r>
@@ -4898,9 +4892,9 @@
       <w:pPr>
         <w:pStyle w:val="Heading2"/>
       </w:pPr>
-      <w:bookmarkStart w:id="128" w:name="_Numd19e2093"/>
-      <w:bookmarkStart w:id="129" w:name="_Refd19e2093"/>
-      <w:bookmarkStart w:id="130" w:name="_Tocd19e2093"/>
+      <w:bookmarkStart w:id="128" w:name="_Numd19e2113"/>
+      <w:bookmarkStart w:id="129" w:name="_Refd19e2113"/>
+      <w:bookmarkStart w:id="130" w:name="_Tocd19e2113"/>
       <w:r>
         <w:t/>
       </w:r>
@@ -4936,9 +4930,9 @@
       <w:pPr>
         <w:pStyle w:val="Heading2"/>
       </w:pPr>
-      <w:bookmarkStart w:id="131" w:name="_Numd19e2117"/>
-      <w:bookmarkStart w:id="132" w:name="_Refd19e2117"/>
-      <w:bookmarkStart w:id="133" w:name="_Tocd19e2117"/>
+      <w:bookmarkStart w:id="131" w:name="_Numd19e2137"/>
+      <w:bookmarkStart w:id="132" w:name="_Refd19e2137"/>
+      <w:bookmarkStart w:id="133" w:name="_Tocd19e2137"/>
       <w:r>
         <w:t/>
       </w:r>
@@ -4974,9 +4968,9 @@
       <w:pPr>
         <w:pStyle w:val="Heading2"/>
       </w:pPr>
-      <w:bookmarkStart w:id="134" w:name="_Numd19e2142"/>
-      <w:bookmarkStart w:id="135" w:name="_Refd19e2142"/>
-      <w:bookmarkStart w:id="136" w:name="_Tocd19e2142"/>
+      <w:bookmarkStart w:id="134" w:name="_Numd19e2162"/>
+      <w:bookmarkStart w:id="135" w:name="_Refd19e2162"/>
+      <w:bookmarkStart w:id="136" w:name="_Tocd19e2162"/>
       <w:r>
         <w:t/>
       </w:r>
@@ -4995,9 +4989,9 @@
       <w:pPr>
         <w:pStyle w:val="Heading3"/>
       </w:pPr>
-      <w:bookmarkStart w:id="137" w:name="_Numd19e2155"/>
-      <w:bookmarkStart w:id="138" w:name="_Refd19e2155"/>
-      <w:bookmarkStart w:id="139" w:name="_Tocd19e2155"/>
+      <w:bookmarkStart w:id="137" w:name="_Numd19e2175"/>
+      <w:bookmarkStart w:id="138" w:name="_Refd19e2175"/>
+      <w:bookmarkStart w:id="139" w:name="_Tocd19e2175"/>
       <w:r>
         <w:t/>
       </w:r>
@@ -5020,8 +5014,8 @@
           <w:numId w:val="142"/>
         </w:numPr>
       </w:pPr>
-      <w:bookmarkStart w:id="141" w:name="_Tocd19e2164"/>
-      <w:bookmarkStart w:id="140" w:name="_Refd19e2164"/>
+      <w:bookmarkStart w:id="141" w:name="_Tocd19e2184"/>
+      <w:bookmarkStart w:id="140" w:name="_Refd19e2184"/>
       <w:r>
         <w:t/>
       </w:r>
@@ -5050,8 +5044,8 @@
           <w:numId w:val="143"/>
         </w:numPr>
       </w:pPr>
-      <w:bookmarkStart w:id="143" w:name="_Tocd19e2176"/>
-      <w:bookmarkStart w:id="142" w:name="_Refd19e2176"/>
+      <w:bookmarkStart w:id="143" w:name="_Tocd19e2196"/>
+      <w:bookmarkStart w:id="142" w:name="_Refd19e2196"/>
       <w:r>
         <w:t/>
       </w:r>
@@ -5155,9 +5149,9 @@
       <w:pPr>
         <w:pStyle w:val="Heading3"/>
       </w:pPr>
-      <w:bookmarkStart w:id="144" w:name="_Numd19e2227"/>
-      <w:bookmarkStart w:id="145" w:name="_Refd19e2227"/>
-      <w:bookmarkStart w:id="146" w:name="_Tocd19e2227"/>
+      <w:bookmarkStart w:id="144" w:name="_Numd19e2247"/>
+      <w:bookmarkStart w:id="145" w:name="_Refd19e2247"/>
+      <w:bookmarkStart w:id="146" w:name="_Tocd19e2247"/>
       <w:r>
         <w:t/>
       </w:r>
@@ -5180,8 +5174,8 @@
           <w:numId w:val="144"/>
         </w:numPr>
       </w:pPr>
-      <w:bookmarkStart w:id="148" w:name="_Tocd19e2236"/>
-      <w:bookmarkStart w:id="147" w:name="_Refd19e2236"/>
+      <w:bookmarkStart w:id="148" w:name="_Tocd19e2256"/>
+      <w:bookmarkStart w:id="147" w:name="_Refd19e2256"/>
       <w:r>
         <w:t/>
       </w:r>
@@ -5226,8 +5220,8 @@
           <w:numId w:val="145"/>
         </w:numPr>
       </w:pPr>
-      <w:bookmarkStart w:id="150" w:name="_Tocd19e2254"/>
-      <w:bookmarkStart w:id="149" w:name="_Refd19e2254"/>
+      <w:bookmarkStart w:id="150" w:name="_Tocd19e2274"/>
+      <w:bookmarkStart w:id="149" w:name="_Refd19e2274"/>
       <w:r>
         <w:t/>
       </w:r>
@@ -5287,8 +5281,8 @@
           <w:numId w:val="146"/>
         </w:numPr>
       </w:pPr>
-      <w:bookmarkStart w:id="152" w:name="_Tocd19e2277"/>
-      <w:bookmarkStart w:id="151" w:name="_Refd19e2277"/>
+      <w:bookmarkStart w:id="152" w:name="_Tocd19e2297"/>
+      <w:bookmarkStart w:id="151" w:name="_Refd19e2297"/>
       <w:r>
         <w:t/>
       </w:r>
@@ -5346,8 +5340,8 @@
           <w:numId w:val="147"/>
         </w:numPr>
       </w:pPr>
-      <w:bookmarkStart w:id="154" w:name="_Tocd19e2299"/>
-      <w:bookmarkStart w:id="153" w:name="_Refd19e2299"/>
+      <w:bookmarkStart w:id="154" w:name="_Tocd19e2319"/>
+      <w:bookmarkStart w:id="153" w:name="_Refd19e2319"/>
       <w:r>
         <w:t/>
       </w:r>
@@ -5409,7 +5403,7 @@
         <w:rPr>
           <w:color w:val="0000FF"/>
         </w:rPr>
-        <w:instrText xml:space="preserve"> REF _Numd19e2347 \h </w:instrText>
+        <w:instrText xml:space="preserve"> REF _Numd19e2367 \h </w:instrText>
       </w:r>
       <w:r>
         <w:fldChar w:fldCharType="separate"/>
@@ -5442,7 +5436,7 @@
         <w:rPr>
           <w:color w:val="0000FF"/>
         </w:rPr>
-        <w:instrText xml:space="preserve"> REF _Numd19e2768 \h </w:instrText>
+        <w:instrText xml:space="preserve"> REF _Numd19e2788 \h </w:instrText>
       </w:r>
       <w:r>
         <w:fldChar w:fldCharType="separate"/>
@@ -5475,7 +5469,7 @@
         <w:rPr>
           <w:color w:val="0000FF"/>
         </w:rPr>
-        <w:instrText xml:space="preserve"> REF _Numd19e3317 \h </w:instrText>
+        <w:instrText xml:space="preserve"> REF _Numd19e3337 \h </w:instrText>
       </w:r>
       <w:r>
         <w:fldChar w:fldCharType="separate"/>
@@ -5508,7 +5502,7 @@
         <w:rPr>
           <w:color w:val="0000FF"/>
         </w:rPr>
-        <w:instrText xml:space="preserve"> REF _Numd19e4007 \h </w:instrText>
+        <w:instrText xml:space="preserve"> REF _Numd19e4027 \h </w:instrText>
       </w:r>
       <w:r>
         <w:fldChar w:fldCharType="separate"/>
@@ -5539,9 +5533,9 @@
       <w:pPr>
         <w:pStyle w:val="Heading3"/>
       </w:pPr>
-      <w:bookmarkStart w:id="155" w:name="_Numd19e2347"/>
-      <w:bookmarkStart w:id="156" w:name="_Refd19e2347"/>
-      <w:bookmarkStart w:id="157" w:name="_Tocd19e2347"/>
+      <w:bookmarkStart w:id="155" w:name="_Numd19e2367"/>
+      <w:bookmarkStart w:id="156" w:name="_Refd19e2367"/>
+      <w:bookmarkStart w:id="157" w:name="_Tocd19e2367"/>
       <w:r>
         <w:t/>
       </w:r>
@@ -5560,9 +5554,9 @@
       <w:pPr>
         <w:pStyle w:val="Heading4"/>
       </w:pPr>
-      <w:bookmarkStart w:id="158" w:name="_Numd19e2360"/>
-      <w:bookmarkStart w:id="159" w:name="_Refd19e2360"/>
-      <w:bookmarkStart w:id="160" w:name="_Tocd19e2360"/>
+      <w:bookmarkStart w:id="158" w:name="_Numd19e2380"/>
+      <w:bookmarkStart w:id="159" w:name="_Refd19e2380"/>
+      <w:bookmarkStart w:id="160" w:name="_Tocd19e2380"/>
       <w:r>
         <w:t/>
       </w:r>
@@ -5585,8 +5579,8 @@
           <w:numId w:val="148"/>
         </w:numPr>
       </w:pPr>
-      <w:bookmarkStart w:id="162" w:name="_Tocd19e2369"/>
-      <w:bookmarkStart w:id="161" w:name="_Refd19e2369"/>
+      <w:bookmarkStart w:id="162" w:name="_Tocd19e2389"/>
+      <w:bookmarkStart w:id="161" w:name="_Refd19e2389"/>
       <w:r>
         <w:t/>
       </w:r>
@@ -5679,8 +5673,8 @@
           <w:numId w:val="149"/>
         </w:numPr>
       </w:pPr>
-      <w:bookmarkStart w:id="164" w:name="_Tocd19e2406"/>
-      <w:bookmarkStart w:id="163" w:name="_Refd19e2406"/>
+      <w:bookmarkStart w:id="164" w:name="_Tocd19e2426"/>
+      <w:bookmarkStart w:id="163" w:name="_Refd19e2426"/>
       <w:r>
         <w:t/>
       </w:r>
@@ -5740,8 +5734,8 @@
           <w:numId w:val="150"/>
         </w:numPr>
       </w:pPr>
-      <w:bookmarkStart w:id="166" w:name="_Tocd19e2429"/>
-      <w:bookmarkStart w:id="165" w:name="_Refd19e2429"/>
+      <w:bookmarkStart w:id="166" w:name="_Tocd19e2449"/>
+      <w:bookmarkStart w:id="165" w:name="_Refd19e2449"/>
       <w:r>
         <w:t/>
       </w:r>
@@ -5770,8 +5764,8 @@
           <w:numId w:val="151"/>
         </w:numPr>
       </w:pPr>
-      <w:bookmarkStart w:id="168" w:name="_Tocd19e2441"/>
-      <w:bookmarkStart w:id="167" w:name="_Refd19e2441"/>
+      <w:bookmarkStart w:id="168" w:name="_Tocd19e2461"/>
+      <w:bookmarkStart w:id="167" w:name="_Refd19e2461"/>
       <w:r>
         <w:t/>
       </w:r>
@@ -5840,8 +5834,8 @@
           <w:numId w:val="152"/>
         </w:numPr>
       </w:pPr>
-      <w:bookmarkStart w:id="170" w:name="_Tocd19e2468"/>
-      <w:bookmarkStart w:id="169" w:name="_Refd19e2468"/>
+      <w:bookmarkStart w:id="170" w:name="_Tocd19e2488"/>
+      <w:bookmarkStart w:id="169" w:name="_Refd19e2488"/>
       <w:r>
         <w:t/>
       </w:r>
@@ -5903,8 +5897,8 @@
           <w:numId w:val="153"/>
         </w:numPr>
       </w:pPr>
-      <w:bookmarkStart w:id="172" w:name="_Tocd19e2492"/>
-      <w:bookmarkStart w:id="171" w:name="_Refd19e2492"/>
+      <w:bookmarkStart w:id="172" w:name="_Tocd19e2512"/>
+      <w:bookmarkStart w:id="171" w:name="_Refd19e2512"/>
       <w:r>
         <w:t/>
       </w:r>
@@ -5970,7 +5964,7 @@
         <w:rPr>
           <w:color w:val="0000FF"/>
         </w:rPr>
-        <w:instrText xml:space="preserve"> REF _Numd19e2533 \h </w:instrText>
+        <w:instrText xml:space="preserve"> REF _Numd19e2553 \h </w:instrText>
       </w:r>
       <w:r>
         <w:fldChar w:fldCharType="separate"/>
@@ -6003,9 +5997,9 @@
       <w:pPr>
         <w:pStyle w:val="Heading4"/>
       </w:pPr>
-      <w:bookmarkStart w:id="173" w:name="_Numd19e2533"/>
-      <w:bookmarkStart w:id="174" w:name="_Refd19e2533"/>
-      <w:bookmarkStart w:id="175" w:name="_Tocd19e2533"/>
+      <w:bookmarkStart w:id="173" w:name="_Numd19e2553"/>
+      <w:bookmarkStart w:id="174" w:name="_Refd19e2553"/>
+      <w:bookmarkStart w:id="175" w:name="_Tocd19e2553"/>
       <w:r>
         <w:t/>
       </w:r>
@@ -6028,8 +6022,8 @@
           <w:numId w:val="154"/>
         </w:numPr>
       </w:pPr>
-      <w:bookmarkStart w:id="177" w:name="_Tocd19e2542"/>
-      <w:bookmarkStart w:id="176" w:name="_Refd19e2542"/>
+      <w:bookmarkStart w:id="177" w:name="_Tocd19e2562"/>
+      <w:bookmarkStart w:id="176" w:name="_Refd19e2562"/>
       <w:r>
         <w:t/>
       </w:r>
@@ -6049,8 +6043,8 @@
           <w:numId w:val="155"/>
         </w:numPr>
       </w:pPr>
-      <w:bookmarkStart w:id="179" w:name="_Tocd19e2550"/>
-      <w:bookmarkStart w:id="178" w:name="_Refd19e2550"/>
+      <w:bookmarkStart w:id="179" w:name="_Tocd19e2570"/>
+      <w:bookmarkStart w:id="178" w:name="_Refd19e2570"/>
       <w:r>
         <w:t/>
       </w:r>
@@ -6116,8 +6110,8 @@
           <w:numId w:val="156"/>
         </w:numPr>
       </w:pPr>
-      <w:bookmarkStart w:id="181" w:name="_Tocd19e2577"/>
-      <w:bookmarkStart w:id="180" w:name="_Refd19e2577"/>
+      <w:bookmarkStart w:id="181" w:name="_Tocd19e2597"/>
+      <w:bookmarkStart w:id="180" w:name="_Refd19e2597"/>
       <w:r>
         <w:t/>
       </w:r>
@@ -6179,8 +6173,8 @@
           <w:numId w:val="157"/>
         </w:numPr>
       </w:pPr>
-      <w:bookmarkStart w:id="183" w:name="_Tocd19e2601"/>
-      <w:bookmarkStart w:id="182" w:name="_Refd19e2601"/>
+      <w:bookmarkStart w:id="183" w:name="_Tocd19e2621"/>
+      <w:bookmarkStart w:id="182" w:name="_Refd19e2621"/>
       <w:r>
         <w:t/>
       </w:r>
@@ -6265,8 +6259,8 @@
           <w:numId w:val="158"/>
         </w:numPr>
       </w:pPr>
-      <w:bookmarkStart w:id="185" w:name="_Tocd19e2635"/>
-      <w:bookmarkStart w:id="184" w:name="_Refd19e2635"/>
+      <w:bookmarkStart w:id="185" w:name="_Tocd19e2655"/>
+      <w:bookmarkStart w:id="184" w:name="_Refd19e2655"/>
       <w:r>
         <w:t/>
       </w:r>
@@ -6356,8 +6350,8 @@
           <w:numId w:val="159"/>
         </w:numPr>
       </w:pPr>
-      <w:bookmarkStart w:id="187" w:name="_Tocd19e2670"/>
-      <w:bookmarkStart w:id="186" w:name="_Refd19e2670"/>
+      <w:bookmarkStart w:id="187" w:name="_Tocd19e2690"/>
+      <w:bookmarkStart w:id="186" w:name="_Refd19e2690"/>
       <w:r>
         <w:t/>
       </w:r>
@@ -6386,8 +6380,8 @@
           <w:numId w:val="160"/>
         </w:numPr>
       </w:pPr>
-      <w:bookmarkStart w:id="189" w:name="_Tocd19e2682"/>
-      <w:bookmarkStart w:id="188" w:name="_Refd19e2682"/>
+      <w:bookmarkStart w:id="189" w:name="_Tocd19e2702"/>
+      <w:bookmarkStart w:id="188" w:name="_Refd19e2702"/>
       <w:r>
         <w:t/>
       </w:r>
@@ -6447,7 +6441,7 @@
         <w:rPr>
           <w:color w:val="0000FF"/>
         </w:rPr>
-        <w:instrText xml:space="preserve"> REF _Numd19e3317 \h </w:instrText>
+        <w:instrText xml:space="preserve"> REF _Numd19e3337 \h </w:instrText>
       </w:r>
       <w:r>
         <w:fldChar w:fldCharType="separate"/>
@@ -6501,8 +6495,8 @@
           <w:numId w:val="161"/>
         </w:numPr>
       </w:pPr>
-      <w:bookmarkStart w:id="191" w:name="_Tocd19e2717"/>
-      <w:bookmarkStart w:id="190" w:name="_Refd19e2717"/>
+      <w:bookmarkStart w:id="191" w:name="_Tocd19e2737"/>
+      <w:bookmarkStart w:id="190" w:name="_Refd19e2737"/>
       <w:r>
         <w:t/>
       </w:r>
@@ -6608,9 +6602,9 @@
       <w:pPr>
         <w:pStyle w:val="Heading3"/>
       </w:pPr>
-      <w:bookmarkStart w:id="192" w:name="_Numd19e2768"/>
-      <w:bookmarkStart w:id="193" w:name="_Refd19e2768"/>
-      <w:bookmarkStart w:id="194" w:name="_Tocd19e2768"/>
+      <w:bookmarkStart w:id="192" w:name="_Numd19e2788"/>
+      <w:bookmarkStart w:id="193" w:name="_Refd19e2788"/>
+      <w:bookmarkStart w:id="194" w:name="_Tocd19e2788"/>
       <w:r>
         <w:t/>
       </w:r>
@@ -6633,8 +6627,8 @@
           <w:numId w:val="162"/>
         </w:numPr>
       </w:pPr>
-      <w:bookmarkStart w:id="196" w:name="_Tocd19e2777"/>
-      <w:bookmarkStart w:id="195" w:name="_Refd19e2777"/>
+      <w:bookmarkStart w:id="196" w:name="_Tocd19e2797"/>
+      <w:bookmarkStart w:id="195" w:name="_Refd19e2797"/>
       <w:r>
         <w:t/>
       </w:r>
@@ -6691,8 +6685,8 @@
           <w:numId w:val="163"/>
         </w:numPr>
       </w:pPr>
-      <w:bookmarkStart w:id="198" w:name="_Tocd19e2798"/>
-      <w:bookmarkStart w:id="197" w:name="_Refd19e2798"/>
+      <w:bookmarkStart w:id="198" w:name="_Tocd19e2818"/>
+      <w:bookmarkStart w:id="197" w:name="_Refd19e2818"/>
       <w:r>
         <w:t/>
       </w:r>
@@ -6712,8 +6706,8 @@
           <w:numId w:val="164"/>
         </w:numPr>
       </w:pPr>
-      <w:bookmarkStart w:id="200" w:name="_Tocd19e2806"/>
-      <w:bookmarkStart w:id="199" w:name="_Refd19e2806"/>
+      <w:bookmarkStart w:id="200" w:name="_Tocd19e2826"/>
+      <w:bookmarkStart w:id="199" w:name="_Refd19e2826"/>
       <w:r>
         <w:t/>
       </w:r>
@@ -6752,8 +6746,8 @@
           <w:numId w:val="165"/>
         </w:numPr>
       </w:pPr>
-      <w:bookmarkStart w:id="202" w:name="_Tocd19e2821"/>
-      <w:bookmarkStart w:id="201" w:name="_Refd19e2821"/>
+      <w:bookmarkStart w:id="202" w:name="_Tocd19e2841"/>
+      <w:bookmarkStart w:id="201" w:name="_Refd19e2841"/>
       <w:r>
         <w:t/>
       </w:r>
@@ -6773,7 +6767,7 @@
         <w:rPr>
           <w:color w:val="0000FF"/>
         </w:rPr>
-        <w:instrText xml:space="preserve"> REF _Numd19e2533 \h </w:instrText>
+        <w:instrText xml:space="preserve"> REF _Numd19e2553 \h </w:instrText>
       </w:r>
       <w:r>
         <w:fldChar w:fldCharType="separate"/>
@@ -6825,7 +6819,7 @@
         <w:rPr>
           <w:color w:val="0000FF"/>
         </w:rPr>
-        <w:instrText xml:space="preserve"> REF _Numd19e2533 \h </w:instrText>
+        <w:instrText xml:space="preserve"> REF _Numd19e2553 \h </w:instrText>
       </w:r>
       <w:r>
         <w:fldChar w:fldCharType="separate"/>
@@ -6921,8 +6915,8 @@
           <w:numId w:val="166"/>
         </w:numPr>
       </w:pPr>
-      <w:bookmarkStart w:id="204" w:name="_Tocd19e2868"/>
-      <w:bookmarkStart w:id="203" w:name="_Refd19e2868"/>
+      <w:bookmarkStart w:id="204" w:name="_Tocd19e2888"/>
+      <w:bookmarkStart w:id="203" w:name="_Refd19e2888"/>
       <w:r>
         <w:t/>
       </w:r>
@@ -6961,7 +6955,7 @@
         <w:rPr>
           <w:color w:val="0000FF"/>
         </w:rPr>
-        <w:instrText xml:space="preserve"> REF _Numd19e4007 \h </w:instrText>
+        <w:instrText xml:space="preserve"> REF _Numd19e4027 \h </w:instrText>
       </w:r>
       <w:r>
         <w:fldChar w:fldCharType="separate"/>
@@ -7043,8 +7037,8 @@
           <w:numId w:val="167"/>
         </w:numPr>
       </w:pPr>
-      <w:bookmarkStart w:id="206" w:name="_Tocd19e2905"/>
-      <w:bookmarkStart w:id="205" w:name="_Refd19e2905"/>
+      <w:bookmarkStart w:id="206" w:name="_Tocd19e2925"/>
+      <w:bookmarkStart w:id="205" w:name="_Refd19e2925"/>
       <w:r>
         <w:t/>
       </w:r>
@@ -7132,8 +7126,8 @@
           <w:numId w:val="168"/>
         </w:numPr>
       </w:pPr>
-      <w:bookmarkStart w:id="208" w:name="_Tocd19e2938"/>
-      <w:bookmarkStart w:id="207" w:name="_Refd19e2938"/>
+      <w:bookmarkStart w:id="208" w:name="_Tocd19e2958"/>
+      <w:bookmarkStart w:id="207" w:name="_Refd19e2958"/>
       <w:r>
         <w:t/>
       </w:r>
@@ -7172,8 +7166,8 @@
           <w:numId w:val="169"/>
         </w:numPr>
       </w:pPr>
-      <w:bookmarkStart w:id="210" w:name="_Tocd19e2953"/>
-      <w:bookmarkStart w:id="209" w:name="_Refd19e2953"/>
+      <w:bookmarkStart w:id="210" w:name="_Tocd19e2973"/>
+      <w:bookmarkStart w:id="209" w:name="_Refd19e2973"/>
       <w:r>
         <w:t/>
       </w:r>
@@ -7212,8 +7206,8 @@
           <w:numId w:val="170"/>
         </w:numPr>
       </w:pPr>
-      <w:bookmarkStart w:id="212" w:name="_Tocd19e2968"/>
-      <w:bookmarkStart w:id="211" w:name="_Refd19e2968"/>
+      <w:bookmarkStart w:id="212" w:name="_Tocd19e2988"/>
+      <w:bookmarkStart w:id="211" w:name="_Refd19e2988"/>
       <w:r>
         <w:t/>
       </w:r>
@@ -7294,8 +7288,8 @@
           <w:numId w:val="171"/>
         </w:numPr>
       </w:pPr>
-      <w:bookmarkStart w:id="214" w:name="_Tocd19e2999"/>
-      <w:bookmarkStart w:id="213" w:name="_Refd19e2999"/>
+      <w:bookmarkStart w:id="214" w:name="_Tocd19e3019"/>
+      <w:bookmarkStart w:id="213" w:name="_Refd19e3019"/>
       <w:r>
         <w:t/>
       </w:r>
@@ -7315,8 +7309,8 @@
           <w:numId w:val="172"/>
         </w:numPr>
       </w:pPr>
-      <w:bookmarkStart w:id="216" w:name="_Tocd19e3007"/>
-      <w:bookmarkStart w:id="215" w:name="_Refd19e3007"/>
+      <w:bookmarkStart w:id="216" w:name="_Tocd19e3027"/>
+      <w:bookmarkStart w:id="215" w:name="_Refd19e3027"/>
       <w:r>
         <w:t/>
       </w:r>
@@ -7376,8 +7370,8 @@
           <w:numId w:val="173"/>
         </w:numPr>
       </w:pPr>
-      <w:bookmarkStart w:id="218" w:name="_Tocd19e3030"/>
-      <w:bookmarkStart w:id="217" w:name="_Refd19e3030"/>
+      <w:bookmarkStart w:id="218" w:name="_Tocd19e3050"/>
+      <w:bookmarkStart w:id="217" w:name="_Refd19e3050"/>
       <w:r>
         <w:t/>
       </w:r>
@@ -7469,8 +7463,8 @@
           <w:numId w:val="174"/>
         </w:numPr>
       </w:pPr>
-      <w:bookmarkStart w:id="220" w:name="_Tocd19e3066"/>
-      <w:bookmarkStart w:id="219" w:name="_Refd19e3066"/>
+      <w:bookmarkStart w:id="220" w:name="_Tocd19e3086"/>
+      <w:bookmarkStart w:id="219" w:name="_Refd19e3086"/>
       <w:r>
         <w:t/>
       </w:r>
@@ -7490,7 +7484,7 @@
         <w:rPr>
           <w:color w:val="0000FF"/>
         </w:rPr>
-        <w:instrText xml:space="preserve"> REF _Numd19e4007 \h </w:instrText>
+        <w:instrText xml:space="preserve"> REF _Numd19e4027 \h </w:instrText>
       </w:r>
       <w:r>
         <w:fldChar w:fldCharType="separate"/>
@@ -7590,7 +7584,7 @@
         <w:rPr>
           <w:color w:val="0000FF"/>
         </w:rPr>
-        <w:instrText xml:space="preserve"> REF _Numd19e4007 \h </w:instrText>
+        <w:instrText xml:space="preserve"> REF _Numd19e4027 \h </w:instrText>
       </w:r>
       <w:r>
         <w:fldChar w:fldCharType="separate"/>
@@ -7623,8 +7617,8 @@
           <w:numId w:val="175"/>
         </w:numPr>
       </w:pPr>
-      <w:bookmarkStart w:id="222" w:name="_Tocd19e3106"/>
-      <w:bookmarkStart w:id="221" w:name="_Refd19e3106"/>
+      <w:bookmarkStart w:id="222" w:name="_Tocd19e3126"/>
+      <w:bookmarkStart w:id="221" w:name="_Refd19e3126"/>
       <w:r>
         <w:t/>
       </w:r>
@@ -7663,8 +7657,8 @@
           <w:numId w:val="176"/>
         </w:numPr>
       </w:pPr>
-      <w:bookmarkStart w:id="224" w:name="_Tocd19e3121"/>
-      <w:bookmarkStart w:id="223" w:name="_Refd19e3121"/>
+      <w:bookmarkStart w:id="224" w:name="_Tocd19e3141"/>
+      <w:bookmarkStart w:id="223" w:name="_Refd19e3141"/>
       <w:r>
         <w:t/>
       </w:r>
@@ -7773,8 +7767,8 @@
           <w:numId w:val="177"/>
         </w:numPr>
       </w:pPr>
-      <w:bookmarkStart w:id="226" w:name="_Tocd19e3162"/>
-      <w:bookmarkStart w:id="225" w:name="_Refd19e3162"/>
+      <w:bookmarkStart w:id="226" w:name="_Tocd19e3182"/>
+      <w:bookmarkStart w:id="225" w:name="_Refd19e3182"/>
       <w:r>
         <w:t/>
       </w:r>
@@ -7850,8 +7844,8 @@
           <w:numId w:val="178"/>
         </w:numPr>
       </w:pPr>
-      <w:bookmarkStart w:id="228" w:name="_Tocd19e3190"/>
-      <w:bookmarkStart w:id="227" w:name="_Refd19e3190"/>
+      <w:bookmarkStart w:id="228" w:name="_Tocd19e3210"/>
+      <w:bookmarkStart w:id="227" w:name="_Refd19e3210"/>
       <w:r>
         <w:t/>
       </w:r>
@@ -7871,8 +7865,8 @@
           <w:numId w:val="179"/>
         </w:numPr>
       </w:pPr>
-      <w:bookmarkStart w:id="230" w:name="_Tocd19e3198"/>
-      <w:bookmarkStart w:id="229" w:name="_Refd19e3198"/>
+      <w:bookmarkStart w:id="230" w:name="_Tocd19e3218"/>
+      <w:bookmarkStart w:id="229" w:name="_Refd19e3218"/>
       <w:r>
         <w:t/>
       </w:r>
@@ -7932,8 +7926,8 @@
           <w:numId w:val="180"/>
         </w:numPr>
       </w:pPr>
-      <w:bookmarkStart w:id="232" w:name="_Tocd19e3221"/>
-      <w:bookmarkStart w:id="231" w:name="_Refd19e3221"/>
+      <w:bookmarkStart w:id="232" w:name="_Tocd19e3241"/>
+      <w:bookmarkStart w:id="231" w:name="_Refd19e3241"/>
       <w:r>
         <w:t/>
       </w:r>
@@ -8069,8 +8063,8 @@
           <w:numId w:val="181"/>
         </w:numPr>
       </w:pPr>
-      <w:bookmarkStart w:id="234" w:name="_Tocd19e3273"/>
-      <w:bookmarkStart w:id="233" w:name="_Refd19e3273"/>
+      <w:bookmarkStart w:id="234" w:name="_Tocd19e3293"/>
+      <w:bookmarkStart w:id="233" w:name="_Refd19e3293"/>
       <w:r>
         <w:t/>
       </w:r>
@@ -8109,8 +8103,8 @@
           <w:numId w:val="182"/>
         </w:numPr>
       </w:pPr>
-      <w:bookmarkStart w:id="236" w:name="_Tocd19e3288"/>
-      <w:bookmarkStart w:id="235" w:name="_Refd19e3288"/>
+      <w:bookmarkStart w:id="236" w:name="_Tocd19e3308"/>
+      <w:bookmarkStart w:id="235" w:name="_Refd19e3308"/>
       <w:r>
         <w:t/>
       </w:r>
@@ -8160,9 +8154,9 @@
       <w:pPr>
         <w:pStyle w:val="Heading3"/>
       </w:pPr>
-      <w:bookmarkStart w:id="237" w:name="_Numd19e3317"/>
-      <w:bookmarkStart w:id="238" w:name="_Refd19e3317"/>
-      <w:bookmarkStart w:id="239" w:name="_Tocd19e3317"/>
+      <w:bookmarkStart w:id="237" w:name="_Numd19e3337"/>
+      <w:bookmarkStart w:id="238" w:name="_Refd19e3337"/>
+      <w:bookmarkStart w:id="239" w:name="_Tocd19e3337"/>
       <w:r>
         <w:t/>
       </w:r>
@@ -8185,8 +8179,8 @@
           <w:numId w:val="183"/>
         </w:numPr>
       </w:pPr>
-      <w:bookmarkStart w:id="241" w:name="_Tocd19e3326"/>
-      <w:bookmarkStart w:id="240" w:name="_Refd19e3326"/>
+      <w:bookmarkStart w:id="241" w:name="_Tocd19e3346"/>
+      <w:bookmarkStart w:id="240" w:name="_Refd19e3346"/>
       <w:r>
         <w:t/>
       </w:r>
@@ -8242,8 +8236,8 @@
           <w:numId w:val="184"/>
         </w:numPr>
       </w:pPr>
-      <w:bookmarkStart w:id="243" w:name="_Tocd19e3349"/>
-      <w:bookmarkStart w:id="242" w:name="_Refd19e3349"/>
+      <w:bookmarkStart w:id="243" w:name="_Tocd19e3369"/>
+      <w:bookmarkStart w:id="242" w:name="_Refd19e3369"/>
       <w:r>
         <w:t/>
       </w:r>
@@ -8341,8 +8335,8 @@
           <w:numId w:val="185"/>
         </w:numPr>
       </w:pPr>
-      <w:bookmarkStart w:id="245" w:name="_Tocd19e3386"/>
-      <w:bookmarkStart w:id="244" w:name="_Refd19e3386"/>
+      <w:bookmarkStart w:id="245" w:name="_Tocd19e3406"/>
+      <w:bookmarkStart w:id="244" w:name="_Refd19e3406"/>
       <w:r>
         <w:t/>
       </w:r>
@@ -8362,8 +8356,8 @@
           <w:numId w:val="186"/>
         </w:numPr>
       </w:pPr>
-      <w:bookmarkStart w:id="247" w:name="_Tocd19e3394"/>
-      <w:bookmarkStart w:id="246" w:name="_Refd19e3394"/>
+      <w:bookmarkStart w:id="247" w:name="_Tocd19e3414"/>
+      <w:bookmarkStart w:id="246" w:name="_Refd19e3414"/>
       <w:r>
         <w:t/>
       </w:r>
@@ -8423,8 +8417,8 @@
           <w:numId w:val="187"/>
         </w:numPr>
       </w:pPr>
-      <w:bookmarkStart w:id="249" w:name="_Tocd19e3417"/>
-      <w:bookmarkStart w:id="248" w:name="_Refd19e3417"/>
+      <w:bookmarkStart w:id="249" w:name="_Tocd19e3437"/>
+      <w:bookmarkStart w:id="248" w:name="_Refd19e3437"/>
       <w:r>
         <w:t/>
       </w:r>
@@ -8463,8 +8457,8 @@
           <w:numId w:val="188"/>
         </w:numPr>
       </w:pPr>
-      <w:bookmarkStart w:id="251" w:name="_Tocd19e3432"/>
-      <w:bookmarkStart w:id="250" w:name="_Refd19e3432"/>
+      <w:bookmarkStart w:id="251" w:name="_Tocd19e3452"/>
+      <w:bookmarkStart w:id="250" w:name="_Refd19e3452"/>
       <w:r>
         <w:t/>
       </w:r>
@@ -8526,8 +8520,8 @@
           <w:numId w:val="189"/>
         </w:numPr>
       </w:pPr>
-      <w:bookmarkStart w:id="253" w:name="_Tocd19e3456"/>
-      <w:bookmarkStart w:id="252" w:name="_Refd19e3456"/>
+      <w:bookmarkStart w:id="253" w:name="_Tocd19e3476"/>
+      <w:bookmarkStart w:id="252" w:name="_Refd19e3476"/>
       <w:r>
         <w:t/>
       </w:r>
@@ -8615,8 +8609,8 @@
           <w:numId w:val="190"/>
         </w:numPr>
       </w:pPr>
-      <w:bookmarkStart w:id="255" w:name="_Tocd19e3490"/>
-      <w:bookmarkStart w:id="254" w:name="_Refd19e3490"/>
+      <w:bookmarkStart w:id="255" w:name="_Tocd19e3510"/>
+      <w:bookmarkStart w:id="254" w:name="_Refd19e3510"/>
       <w:r>
         <w:t/>
       </w:r>
@@ -8636,8 +8630,8 @@
           <w:numId w:val="191"/>
         </w:numPr>
       </w:pPr>
-      <w:bookmarkStart w:id="257" w:name="_Tocd19e3498"/>
-      <w:bookmarkStart w:id="256" w:name="_Refd19e3498"/>
+      <w:bookmarkStart w:id="257" w:name="_Tocd19e3518"/>
+      <w:bookmarkStart w:id="256" w:name="_Refd19e3518"/>
       <w:r>
         <w:t/>
       </w:r>
@@ -8720,8 +8714,8 @@
           <w:numId w:val="192"/>
         </w:numPr>
       </w:pPr>
-      <w:bookmarkStart w:id="259" w:name="_Tocd19e3530"/>
-      <w:bookmarkStart w:id="258" w:name="_Refd19e3530"/>
+      <w:bookmarkStart w:id="259" w:name="_Tocd19e3550"/>
+      <w:bookmarkStart w:id="258" w:name="_Refd19e3550"/>
       <w:r>
         <w:t/>
       </w:r>
@@ -8750,8 +8744,8 @@
           <w:numId w:val="193"/>
         </w:numPr>
       </w:pPr>
-      <w:bookmarkStart w:id="261" w:name="_Tocd19e3542"/>
-      <w:bookmarkStart w:id="260" w:name="_Refd19e3542"/>
+      <w:bookmarkStart w:id="261" w:name="_Tocd19e3562"/>
+      <w:bookmarkStart w:id="260" w:name="_Refd19e3562"/>
       <w:r>
         <w:t/>
       </w:r>
@@ -8811,7 +8805,7 @@
         <w:rPr>
           <w:color w:val="0000FF"/>
         </w:rPr>
-        <w:instrText xml:space="preserve"> REF _Numd19e1870 \h </w:instrText>
+        <w:instrText xml:space="preserve"> REF _Numd19e1890 \h </w:instrText>
       </w:r>
       <w:r>
         <w:fldChar w:fldCharType="separate"/>
@@ -8844,8 +8838,8 @@
           <w:numId w:val="194"/>
         </w:numPr>
       </w:pPr>
-      <w:bookmarkStart w:id="263" w:name="_Tocd19e3569"/>
-      <w:bookmarkStart w:id="262" w:name="_Refd19e3569"/>
+      <w:bookmarkStart w:id="263" w:name="_Tocd19e3589"/>
+      <w:bookmarkStart w:id="262" w:name="_Refd19e3589"/>
       <w:r>
         <w:t/>
       </w:r>
@@ -8865,8 +8859,8 @@
           <w:numId w:val="195"/>
         </w:numPr>
       </w:pPr>
-      <w:bookmarkStart w:id="265" w:name="_Tocd19e3577"/>
-      <w:bookmarkStart w:id="264" w:name="_Refd19e3577"/>
+      <w:bookmarkStart w:id="265" w:name="_Tocd19e3597"/>
+      <w:bookmarkStart w:id="264" w:name="_Refd19e3597"/>
       <w:r>
         <w:t/>
       </w:r>
@@ -8996,8 +8990,8 @@
           <w:numId w:val="196"/>
         </w:numPr>
       </w:pPr>
-      <w:bookmarkStart w:id="267" w:name="_Tocd19e3626"/>
-      <w:bookmarkStart w:id="266" w:name="_Refd19e3626"/>
+      <w:bookmarkStart w:id="267" w:name="_Tocd19e3646"/>
+      <w:bookmarkStart w:id="266" w:name="_Refd19e3646"/>
       <w:r>
         <w:t/>
       </w:r>
@@ -9036,8 +9030,8 @@
           <w:numId w:val="197"/>
         </w:numPr>
       </w:pPr>
-      <w:bookmarkStart w:id="269" w:name="_Tocd19e3641"/>
-      <w:bookmarkStart w:id="268" w:name="_Refd19e3641"/>
+      <w:bookmarkStart w:id="269" w:name="_Tocd19e3661"/>
+      <w:bookmarkStart w:id="268" w:name="_Refd19e3661"/>
       <w:r>
         <w:t/>
       </w:r>
@@ -9135,8 +9129,8 @@
           <w:numId w:val="198"/>
         </w:numPr>
       </w:pPr>
-      <w:bookmarkStart w:id="271" w:name="_Tocd19e3678"/>
-      <w:bookmarkStart w:id="270" w:name="_Refd19e3678"/>
+      <w:bookmarkStart w:id="271" w:name="_Tocd19e3698"/>
+      <w:bookmarkStart w:id="270" w:name="_Refd19e3698"/>
       <w:r>
         <w:t/>
       </w:r>
@@ -9156,8 +9150,8 @@
           <w:numId w:val="199"/>
         </w:numPr>
       </w:pPr>
-      <w:bookmarkStart w:id="273" w:name="_Tocd19e3686"/>
-      <w:bookmarkStart w:id="272" w:name="_Refd19e3686"/>
+      <w:bookmarkStart w:id="273" w:name="_Tocd19e3706"/>
+      <w:bookmarkStart w:id="272" w:name="_Refd19e3706"/>
       <w:r>
         <w:t/>
       </w:r>
@@ -9217,8 +9211,8 @@
           <w:numId w:val="200"/>
         </w:numPr>
       </w:pPr>
-      <w:bookmarkStart w:id="275" w:name="_Tocd19e3709"/>
-      <w:bookmarkStart w:id="274" w:name="_Refd19e3709"/>
+      <w:bookmarkStart w:id="275" w:name="_Tocd19e3729"/>
+      <w:bookmarkStart w:id="274" w:name="_Refd19e3729"/>
       <w:r>
         <w:t/>
       </w:r>
@@ -9329,8 +9323,8 @@
           <w:numId w:val="201"/>
         </w:numPr>
       </w:pPr>
-      <w:bookmarkStart w:id="277" w:name="_Tocd19e3751"/>
-      <w:bookmarkStart w:id="276" w:name="_Refd19e3751"/>
+      <w:bookmarkStart w:id="277" w:name="_Tocd19e3771"/>
+      <w:bookmarkStart w:id="276" w:name="_Refd19e3771"/>
       <w:r>
         <w:t/>
       </w:r>
@@ -9350,7 +9344,7 @@
         <w:rPr>
           <w:color w:val="0000FF"/>
         </w:rPr>
-        <w:instrText xml:space="preserve"> REF _Numd19e4007 \h </w:instrText>
+        <w:instrText xml:space="preserve"> REF _Numd19e4027 \h </w:instrText>
       </w:r>
       <w:r>
         <w:fldChar w:fldCharType="separate"/>
@@ -9441,7 +9435,7 @@
         <w:rPr>
           <w:color w:val="0000FF"/>
         </w:rPr>
-        <w:instrText xml:space="preserve"> REF _Numd19e4007 \h </w:instrText>
+        <w:instrText xml:space="preserve"> REF _Numd19e4027 \h </w:instrText>
       </w:r>
       <w:r>
         <w:fldChar w:fldCharType="separate"/>
@@ -9474,8 +9468,8 @@
           <w:numId w:val="202"/>
         </w:numPr>
       </w:pPr>
-      <w:bookmarkStart w:id="279" w:name="_Tocd19e3789"/>
-      <w:bookmarkStart w:id="278" w:name="_Refd19e3789"/>
+      <w:bookmarkStart w:id="279" w:name="_Tocd19e3809"/>
+      <w:bookmarkStart w:id="278" w:name="_Refd19e3809"/>
       <w:r>
         <w:t/>
       </w:r>
@@ -9514,8 +9508,8 @@
           <w:numId w:val="203"/>
         </w:numPr>
       </w:pPr>
-      <w:bookmarkStart w:id="281" w:name="_Tocd19e3804"/>
-      <w:bookmarkStart w:id="280" w:name="_Refd19e3804"/>
+      <w:bookmarkStart w:id="281" w:name="_Tocd19e3824"/>
+      <w:bookmarkStart w:id="280" w:name="_Refd19e3824"/>
       <w:r>
         <w:t/>
       </w:r>
@@ -9535,8 +9529,8 @@
           <w:numId w:val="204"/>
         </w:numPr>
       </w:pPr>
-      <w:bookmarkStart w:id="283" w:name="_Tocd19e3812"/>
-      <w:bookmarkStart w:id="282" w:name="_Refd19e3812"/>
+      <w:bookmarkStart w:id="283" w:name="_Tocd19e3832"/>
+      <w:bookmarkStart w:id="282" w:name="_Refd19e3832"/>
       <w:r>
         <w:t/>
       </w:r>
@@ -9666,8 +9660,8 @@
           <w:numId w:val="205"/>
         </w:numPr>
       </w:pPr>
-      <w:bookmarkStart w:id="285" w:name="_Tocd19e3861"/>
-      <w:bookmarkStart w:id="284" w:name="_Refd19e3861"/>
+      <w:bookmarkStart w:id="285" w:name="_Tocd19e3881"/>
+      <w:bookmarkStart w:id="284" w:name="_Refd19e3881"/>
       <w:r>
         <w:t/>
       </w:r>
@@ -9747,8 +9741,8 @@
           <w:numId w:val="206"/>
         </w:numPr>
       </w:pPr>
-      <w:bookmarkStart w:id="287" w:name="_Tocd19e3891"/>
-      <w:bookmarkStart w:id="286" w:name="_Refd19e3891"/>
+      <w:bookmarkStart w:id="287" w:name="_Tocd19e3911"/>
+      <w:bookmarkStart w:id="286" w:name="_Refd19e3911"/>
       <w:r>
         <w:t/>
       </w:r>
@@ -9824,8 +9818,8 @@
           <w:numId w:val="207"/>
         </w:numPr>
       </w:pPr>
-      <w:bookmarkStart w:id="289" w:name="_Tocd19e3919"/>
-      <w:bookmarkStart w:id="288" w:name="_Refd19e3919"/>
+      <w:bookmarkStart w:id="289" w:name="_Tocd19e3939"/>
+      <w:bookmarkStart w:id="288" w:name="_Refd19e3939"/>
       <w:r>
         <w:t/>
       </w:r>
@@ -9885,8 +9879,8 @@
           <w:numId w:val="208"/>
         </w:numPr>
       </w:pPr>
-      <w:bookmarkStart w:id="291" w:name="_Tocd19e3942"/>
-      <w:bookmarkStart w:id="290" w:name="_Refd19e3942"/>
+      <w:bookmarkStart w:id="291" w:name="_Tocd19e3962"/>
+      <w:bookmarkStart w:id="290" w:name="_Refd19e3962"/>
       <w:r>
         <w:t/>
       </w:r>
@@ -10020,7 +10014,7 @@
         <w:rPr>
           <w:color w:val="0000FF"/>
         </w:rPr>
-        <w:instrText xml:space="preserve"> REF _Numd19e2768 \h </w:instrText>
+        <w:instrText xml:space="preserve"> REF _Numd19e2788 \h </w:instrText>
       </w:r>
       <w:r>
         <w:fldChar w:fldCharType="separate"/>
@@ -10051,9 +10045,9 @@
       <w:pPr>
         <w:pStyle w:val="Heading3"/>
       </w:pPr>
-      <w:bookmarkStart w:id="292" w:name="_Numd19e4007"/>
-      <w:bookmarkStart w:id="293" w:name="_Refd19e4007"/>
-      <w:bookmarkStart w:id="294" w:name="_Tocd19e4007"/>
+      <w:bookmarkStart w:id="292" w:name="_Numd19e4027"/>
+      <w:bookmarkStart w:id="293" w:name="_Refd19e4027"/>
+      <w:bookmarkStart w:id="294" w:name="_Tocd19e4027"/>
       <w:r>
         <w:t/>
       </w:r>
@@ -10076,8 +10070,8 @@
           <w:numId w:val="209"/>
         </w:numPr>
       </w:pPr>
-      <w:bookmarkStart w:id="296" w:name="_Tocd19e4016"/>
-      <w:bookmarkStart w:id="295" w:name="_Refd19e4016"/>
+      <w:bookmarkStart w:id="296" w:name="_Tocd19e4036"/>
+      <w:bookmarkStart w:id="295" w:name="_Refd19e4036"/>
       <w:r>
         <w:t/>
       </w:r>
@@ -10097,8 +10091,8 @@
           <w:numId w:val="210"/>
         </w:numPr>
       </w:pPr>
-      <w:bookmarkStart w:id="298" w:name="_Tocd19e4024"/>
-      <w:bookmarkStart w:id="297" w:name="_Refd19e4024"/>
+      <w:bookmarkStart w:id="298" w:name="_Tocd19e4044"/>
+      <w:bookmarkStart w:id="297" w:name="_Refd19e4044"/>
       <w:r>
         <w:t/>
       </w:r>
@@ -10156,8 +10150,8 @@
           <w:numId w:val="211"/>
         </w:numPr>
       </w:pPr>
-      <w:bookmarkStart w:id="300" w:name="_Tocd19e4046"/>
-      <w:bookmarkStart w:id="299" w:name="_Refd19e4046"/>
+      <w:bookmarkStart w:id="300" w:name="_Tocd19e4066"/>
+      <w:bookmarkStart w:id="299" w:name="_Refd19e4066"/>
       <w:r>
         <w:t/>
       </w:r>
@@ -10177,8 +10171,8 @@
           <w:numId w:val="212"/>
         </w:numPr>
       </w:pPr>
-      <w:bookmarkStart w:id="302" w:name="_Tocd19e4054"/>
-      <w:bookmarkStart w:id="301" w:name="_Refd19e4054"/>
+      <w:bookmarkStart w:id="302" w:name="_Tocd19e4074"/>
+      <w:bookmarkStart w:id="301" w:name="_Refd19e4074"/>
       <w:r>
         <w:t/>
       </w:r>
@@ -10276,8 +10270,8 @@
           <w:numId w:val="213"/>
         </w:numPr>
       </w:pPr>
-      <w:bookmarkStart w:id="304" w:name="_Tocd19e4091"/>
-      <w:bookmarkStart w:id="303" w:name="_Refd19e4091"/>
+      <w:bookmarkStart w:id="304" w:name="_Tocd19e4111"/>
+      <w:bookmarkStart w:id="303" w:name="_Refd19e4111"/>
       <w:r>
         <w:t/>
       </w:r>
@@ -10356,8 +10350,8 @@
           <w:numId w:val="214"/>
         </w:numPr>
       </w:pPr>
-      <w:bookmarkStart w:id="306" w:name="_Tocd19e4121"/>
-      <w:bookmarkStart w:id="305" w:name="_Refd19e4121"/>
+      <w:bookmarkStart w:id="306" w:name="_Tocd19e4141"/>
+      <w:bookmarkStart w:id="305" w:name="_Refd19e4141"/>
       <w:r>
         <w:t/>
       </w:r>
@@ -10449,8 +10443,8 @@
           <w:numId w:val="215"/>
         </w:numPr>
       </w:pPr>
-      <w:bookmarkStart w:id="308" w:name="_Tocd19e4156"/>
-      <w:bookmarkStart w:id="307" w:name="_Refd19e4156"/>
+      <w:bookmarkStart w:id="308" w:name="_Tocd19e4176"/>
+      <w:bookmarkStart w:id="307" w:name="_Refd19e4176"/>
       <w:r>
         <w:t/>
       </w:r>
@@ -10519,8 +10513,8 @@
           <w:numId w:val="216"/>
         </w:numPr>
       </w:pPr>
-      <w:bookmarkStart w:id="310" w:name="_Tocd19e4182"/>
-      <w:bookmarkStart w:id="309" w:name="_Refd19e4182"/>
+      <w:bookmarkStart w:id="310" w:name="_Tocd19e4202"/>
+      <w:bookmarkStart w:id="309" w:name="_Refd19e4202"/>
       <w:r>
         <w:t/>
       </w:r>
@@ -10596,8 +10590,8 @@
           <w:numId w:val="217"/>
         </w:numPr>
       </w:pPr>
-      <w:bookmarkStart w:id="312" w:name="_Tocd19e4210"/>
-      <w:bookmarkStart w:id="311" w:name="_Refd19e4210"/>
+      <w:bookmarkStart w:id="312" w:name="_Tocd19e4230"/>
+      <w:bookmarkStart w:id="311" w:name="_Refd19e4230"/>
       <w:r>
         <w:t/>
       </w:r>
@@ -10636,8 +10630,8 @@
           <w:numId w:val="218"/>
         </w:numPr>
       </w:pPr>
-      <w:bookmarkStart w:id="314" w:name="_Tocd19e4225"/>
-      <w:bookmarkStart w:id="313" w:name="_Refd19e4225"/>
+      <w:bookmarkStart w:id="314" w:name="_Tocd19e4245"/>
+      <w:bookmarkStart w:id="313" w:name="_Refd19e4245"/>
       <w:r>
         <w:t/>
       </w:r>
@@ -10727,8 +10721,8 @@
           <w:numId w:val="219"/>
         </w:numPr>
       </w:pPr>
-      <w:bookmarkStart w:id="316" w:name="_Tocd19e4259"/>
-      <w:bookmarkStart w:id="315" w:name="_Refd19e4259"/>
+      <w:bookmarkStart w:id="316" w:name="_Tocd19e4279"/>
+      <w:bookmarkStart w:id="315" w:name="_Refd19e4279"/>
       <w:r>
         <w:t/>
       </w:r>
@@ -10863,8 +10857,8 @@
           <w:numId w:val="220"/>
         </w:numPr>
       </w:pPr>
-      <w:bookmarkStart w:id="318" w:name="_Tocd19e4309"/>
-      <w:bookmarkStart w:id="317" w:name="_Refd19e4309"/>
+      <w:bookmarkStart w:id="318" w:name="_Tocd19e4329"/>
+      <w:bookmarkStart w:id="317" w:name="_Refd19e4329"/>
       <w:r>
         <w:t/>
       </w:r>
@@ -10884,8 +10878,8 @@
           <w:numId w:val="221"/>
         </w:numPr>
       </w:pPr>
-      <w:bookmarkStart w:id="320" w:name="_Tocd19e4317"/>
-      <w:bookmarkStart w:id="319" w:name="_Refd19e4317"/>
+      <w:bookmarkStart w:id="320" w:name="_Tocd19e4337"/>
+      <w:bookmarkStart w:id="319" w:name="_Refd19e4337"/>
       <w:r>
         <w:t/>
       </w:r>
@@ -10945,8 +10939,8 @@
           <w:numId w:val="222"/>
         </w:numPr>
       </w:pPr>
-      <w:bookmarkStart w:id="322" w:name="_Tocd19e4340"/>
-      <w:bookmarkStart w:id="321" w:name="_Refd19e4340"/>
+      <w:bookmarkStart w:id="322" w:name="_Tocd19e4360"/>
+      <w:bookmarkStart w:id="321" w:name="_Refd19e4360"/>
       <w:r>
         <w:t/>
       </w:r>
@@ -10994,8 +10988,8 @@
           <w:numId w:val="223"/>
         </w:numPr>
       </w:pPr>
-      <w:bookmarkStart w:id="324" w:name="_Tocd19e4358"/>
-      <w:bookmarkStart w:id="323" w:name="_Refd19e4358"/>
+      <w:bookmarkStart w:id="324" w:name="_Tocd19e4378"/>
+      <w:bookmarkStart w:id="323" w:name="_Refd19e4378"/>
       <w:r>
         <w:t/>
       </w:r>
@@ -11059,8 +11053,8 @@
           <w:numId w:val="224"/>
         </w:numPr>
       </w:pPr>
-      <w:bookmarkStart w:id="326" w:name="_Tocd19e4384"/>
-      <w:bookmarkStart w:id="325" w:name="_Refd19e4384"/>
+      <w:bookmarkStart w:id="326" w:name="_Tocd19e4404"/>
+      <w:bookmarkStart w:id="325" w:name="_Refd19e4404"/>
       <w:r>
         <w:t/>
       </w:r>
@@ -11140,8 +11134,8 @@
           <w:numId w:val="225"/>
         </w:numPr>
       </w:pPr>
-      <w:bookmarkStart w:id="328" w:name="_Tocd19e4416"/>
-      <w:bookmarkStart w:id="327" w:name="_Refd19e4416"/>
+      <w:bookmarkStart w:id="328" w:name="_Tocd19e4436"/>
+      <w:bookmarkStart w:id="327" w:name="_Refd19e4436"/>
       <w:r>
         <w:t/>
       </w:r>
@@ -11180,8 +11174,8 @@
           <w:numId w:val="226"/>
         </w:numPr>
       </w:pPr>
-      <w:bookmarkStart w:id="330" w:name="_Tocd19e4431"/>
-      <w:bookmarkStart w:id="329" w:name="_Refd19e4431"/>
+      <w:bookmarkStart w:id="330" w:name="_Tocd19e4451"/>
+      <w:bookmarkStart w:id="329" w:name="_Refd19e4451"/>
       <w:r>
         <w:t/>
       </w:r>
@@ -11250,8 +11244,8 @@
           <w:numId w:val="227"/>
         </w:numPr>
       </w:pPr>
-      <w:bookmarkStart w:id="332" w:name="_Tocd19e4457"/>
-      <w:bookmarkStart w:id="331" w:name="_Refd19e4457"/>
+      <w:bookmarkStart w:id="332" w:name="_Tocd19e4477"/>
+      <w:bookmarkStart w:id="331" w:name="_Refd19e4477"/>
       <w:r>
         <w:t/>
       </w:r>
@@ -11301,9 +11295,9 @@
       <w:pPr>
         <w:pStyle w:val="Heading3"/>
       </w:pPr>
-      <w:bookmarkStart w:id="333" w:name="_Numd19e4486"/>
-      <w:bookmarkStart w:id="334" w:name="_Refd19e4486"/>
-      <w:bookmarkStart w:id="335" w:name="_Tocd19e4486"/>
+      <w:bookmarkStart w:id="333" w:name="_Numd19e4506"/>
+      <w:bookmarkStart w:id="334" w:name="_Refd19e4506"/>
+      <w:bookmarkStart w:id="335" w:name="_Tocd19e4506"/>
       <w:r>
         <w:t/>
       </w:r>
@@ -11529,7 +11523,7 @@
         <w:rPr>
           <w:noProof/>
         </w:rPr>
-        <w:t>5302.101   Definitions</w:t>
+        <w:t>Heading 3</w:t>
       </w:r>
     </w:fldSimple>
   </w:p>
@@ -25440,7 +25434,7 @@
   <w:style w:type="paragraph" w:default="1" w:styleId="Normal">
     <w:name w:val="Normal"/>
     <w:qFormat/>
-    <w:rsid w:val="00792F9E"/>
+    <w:rsid w:val="0035396F"/>
     <w:rPr>
       <w:rFonts w:ascii="Times New Roman" w:hAnsi="Times New Roman"/>
     </w:rPr>
@@ -25557,67 +25551,42 @@
   </w:style>
   <w:style w:type="paragraph" w:styleId="Heading6">
     <w:name w:val="heading 6"/>
-    <w:basedOn w:val="Normal"/>
+    <w:basedOn w:val="Heading4"/>
     <w:next w:val="BodyText"/>
     <w:link w:val="Heading6Char"/>
     <w:uiPriority w:val="9"/>
     <w:unhideWhenUsed/>
     <w:qFormat/>
-    <w:rsid w:val="00D068E1"/>
+    <w:rsid w:val="002D4362"/>
     <w:pPr>
-      <w:keepNext/>
-      <w:keepLines/>
-      <w:spacing w:before="40"/>
       <w:outlineLvl w:val="5"/>
     </w:pPr>
-    <w:rPr>
-      <w:rFonts w:eastAsiaTheme="majorEastAsia" w:cstheme="majorBidi"/>
-      <w:color w:val="1F3763" w:themeColor="accent1" w:themeShade="7F"/>
-    </w:rPr>
   </w:style>
   <w:style w:type="paragraph" w:styleId="Heading7">
     <w:name w:val="heading 7"/>
-    <w:basedOn w:val="Normal"/>
+    <w:basedOn w:val="Heading6"/>
     <w:next w:val="BodyText"/>
     <w:link w:val="Heading7Char"/>
     <w:uiPriority w:val="9"/>
     <w:unhideWhenUsed/>
     <w:qFormat/>
-    <w:rsid w:val="005043CB"/>
+    <w:rsid w:val="002D4362"/>
     <w:pPr>
-      <w:keepNext/>
-      <w:keepLines/>
-      <w:spacing w:before="40"/>
       <w:outlineLvl w:val="6"/>
     </w:pPr>
-    <w:rPr>
-      <w:rFonts w:asciiTheme="majorHAnsi" w:eastAsiaTheme="majorEastAsia" w:hAnsiTheme="majorHAnsi" w:cstheme="majorBidi"/>
-      <w:i/>
-      <w:iCs/>
-      <w:color w:val="1F3763" w:themeColor="accent1" w:themeShade="7F"/>
-    </w:rPr>
   </w:style>
   <w:style w:type="paragraph" w:styleId="Heading8">
     <w:name w:val="heading 8"/>
-    <w:basedOn w:val="Normal"/>
+    <w:basedOn w:val="Heading7"/>
     <w:next w:val="BodyText"/>
     <w:link w:val="Heading8Char"/>
     <w:uiPriority w:val="9"/>
     <w:unhideWhenUsed/>
     <w:qFormat/>
-    <w:rsid w:val="005043CB"/>
+    <w:rsid w:val="002D4362"/>
     <w:pPr>
-      <w:keepNext/>
-      <w:keepLines/>
-      <w:spacing w:before="40"/>
       <w:outlineLvl w:val="7"/>
     </w:pPr>
-    <w:rPr>
-      <w:rFonts w:asciiTheme="majorHAnsi" w:eastAsiaTheme="majorEastAsia" w:hAnsiTheme="majorHAnsi" w:cstheme="majorBidi"/>
-      <w:color w:val="272727" w:themeColor="text1" w:themeTint="D8"/>
-      <w:sz w:val="21"/>
-      <w:szCs w:val="21"/>
-    </w:rPr>
   </w:style>
   <w:style w:type="paragraph" w:styleId="Heading9">
     <w:name w:val="heading 9"/>
@@ -25868,10 +25837,11 @@
     <w:basedOn w:val="DefaultParagraphFont"/>
     <w:link w:val="Heading6"/>
     <w:uiPriority w:val="9"/>
-    <w:rsid w:val="00D068E1"/>
+    <w:rsid w:val="002D4362"/>
     <w:rPr>
       <w:rFonts w:ascii="Times New Roman" w:eastAsiaTheme="majorEastAsia" w:hAnsi="Times New Roman" w:cstheme="majorBidi"/>
-      <w:color w:val="1F3763" w:themeColor="accent1" w:themeShade="7F"/>
+      <w:b/>
+      <w:iCs/>
     </w:rPr>
   </w:style>
   <w:style w:type="character" w:customStyle="1" w:styleId="Heading7Char">
@@ -25879,12 +25849,11 @@
     <w:basedOn w:val="DefaultParagraphFont"/>
     <w:link w:val="Heading7"/>
     <w:uiPriority w:val="9"/>
-    <w:rsid w:val="005043CB"/>
+    <w:rsid w:val="002D4362"/>
     <w:rPr>
-      <w:rFonts w:asciiTheme="majorHAnsi" w:eastAsiaTheme="majorEastAsia" w:hAnsiTheme="majorHAnsi" w:cstheme="majorBidi"/>
-      <w:i/>
+      <w:rFonts w:ascii="Times New Roman" w:eastAsiaTheme="majorEastAsia" w:hAnsi="Times New Roman" w:cstheme="majorBidi"/>
+      <w:b/>
       <w:iCs/>
-      <w:color w:val="1F3763" w:themeColor="accent1" w:themeShade="7F"/>
     </w:rPr>
   </w:style>
   <w:style w:type="character" w:customStyle="1" w:styleId="Heading8Char">
@@ -25892,12 +25861,11 @@
     <w:basedOn w:val="DefaultParagraphFont"/>
     <w:link w:val="Heading8"/>
     <w:uiPriority w:val="9"/>
-    <w:rsid w:val="005043CB"/>
+    <w:rsid w:val="002D4362"/>
     <w:rPr>
-      <w:rFonts w:asciiTheme="majorHAnsi" w:eastAsiaTheme="majorEastAsia" w:hAnsiTheme="majorHAnsi" w:cstheme="majorBidi"/>
-      <w:color w:val="272727" w:themeColor="text1" w:themeTint="D8"/>
-      <w:sz w:val="21"/>
-      <w:szCs w:val="21"/>
+      <w:rFonts w:ascii="Times New Roman" w:eastAsiaTheme="majorEastAsia" w:hAnsi="Times New Roman" w:cstheme="majorBidi"/>
+      <w:b/>
+      <w:iCs/>
     </w:rPr>
   </w:style>
   <w:style w:type="character" w:customStyle="1" w:styleId="Heading9Char">
